--- a/public/convenios/LGD-02.docx
+++ b/public/convenios/LGD-02.docx
@@ -14,171 +14,12 @@
       </w:pPr>
       <w:r>
         <w:rPr>
-          <w:rFonts w:eastAsiaTheme="minorEastAsia" w:cstheme="minorHAnsi"/>
-          <w:b/>
-          <w:bCs/>
-          <w:noProof/>
-          <w:spacing w:val="2"/>
-        </w:rPr>
-        <mc:AlternateContent>
-          <mc:Choice Requires="wps">
-            <w:drawing>
-              <wp:anchor distT="0" distB="0" distL="114300" distR="114300" simplePos="0" relativeHeight="251664384" behindDoc="0" locked="0" layoutInCell="1" allowOverlap="1" wp14:anchorId="6E025D69" wp14:editId="2D21772E">
-                <wp:simplePos x="0" y="0"/>
-                <wp:positionH relativeFrom="column">
-                  <wp:posOffset>4429125</wp:posOffset>
-                </wp:positionH>
-                <wp:positionV relativeFrom="paragraph">
-                  <wp:posOffset>-744855</wp:posOffset>
-                </wp:positionV>
-                <wp:extent cx="1402080" cy="464820"/>
-                <wp:effectExtent l="0" t="0" r="26670" b="11430"/>
-                <wp:wrapNone/>
-                <wp:docPr id="2" name="Cuadro de texto 2"/>
-                <wp:cNvGraphicFramePr/>
-                <a:graphic xmlns:a="http://schemas.openxmlformats.org/drawingml/2006/main">
-                  <a:graphicData uri="http://schemas.microsoft.com/office/word/2010/wordprocessingShape">
-                    <wps:wsp>
-                      <wps:cNvSpPr txBox="1"/>
-                      <wps:spPr>
-                        <a:xfrm>
-                          <a:off x="0" y="0"/>
-                          <a:ext cx="1402080" cy="464820"/>
-                        </a:xfrm>
-                        <a:prstGeom prst="rect">
-                          <a:avLst/>
-                        </a:prstGeom>
-                        <a:solidFill>
-                          <a:schemeClr val="lt1"/>
-                        </a:solidFill>
-                        <a:ln w="6350">
-                          <a:solidFill>
-                            <a:prstClr val="black"/>
-                          </a:solidFill>
-                        </a:ln>
-                      </wps:spPr>
-                      <wps:txbx>
-                        <w:txbxContent>
-                          <w:p>
-                            <w:pPr>
-                              <w:rPr>
-                                <w:rFonts w:asciiTheme="minorHAnsi" w:hAnsiTheme="minorHAnsi" w:cstheme="minorHAnsi"/>
-                              </w:rPr>
-                            </w:pPr>
-                            <w:r>
-                              <w:rPr>
-                                <w:rFonts w:asciiTheme="minorHAnsi" w:hAnsiTheme="minorHAnsi" w:cstheme="minorHAnsi"/>
-                              </w:rPr>
-                              <w:t>{{LOGO}}</w:t>
-                            </w:r>
-                          </w:p>
-                        </w:txbxContent>
-                      </wps:txbx>
-                      <wps:bodyPr rot="0" spcFirstLastPara="0" vertOverflow="overflow" horzOverflow="overflow" vert="horz" wrap="square" lIns="91440" tIns="45720" rIns="91440" bIns="45720" numCol="1" spcCol="0" rtlCol="0" fromWordArt="0" anchor="t" anchorCtr="0" forceAA="0" compatLnSpc="1">
-                        <a:prstTxWarp prst="textNoShape">
-                          <a:avLst/>
-                        </a:prstTxWarp>
-                        <a:noAutofit/>
-                      </wps:bodyPr>
-                    </wps:wsp>
-                  </a:graphicData>
-                </a:graphic>
-                <wp14:sizeRelH relativeFrom="margin">
-                  <wp14:pctWidth>0</wp14:pctWidth>
-                </wp14:sizeRelH>
-              </wp:anchor>
-            </w:drawing>
-          </mc:Choice>
-          <mc:Fallback xmlns:a14="http://schemas.microsoft.com/office/drawing/2010/main" xmlns:pic="http://schemas.openxmlformats.org/drawingml/2006/picture" xmlns:a="http://schemas.openxmlformats.org/drawingml/2006/main">
-            <w:pict>
-              <v:shapetype id="_x0000_t202" coordsize="21600,21600" o:spt="202" path="m,l,21600r21600,l21600,xe" w14:anchorId="6E025D69">
-                <v:stroke joinstyle="miter"/>
-                <v:path gradientshapeok="t" o:connecttype="rect"/>
-              </v:shapetype>
-              <v:shape id="Cuadro de texto 2" style="position:absolute;left:0;text-align:left;margin-left:348.75pt;margin-top:-58.65pt;width:110.4pt;height:36.6pt;z-index:251664384;visibility:visible;mso-wrap-style:square;mso-width-percent:0;mso-wrap-distance-left:9pt;mso-wrap-distance-top:0;mso-wrap-distance-right:9pt;mso-wrap-distance-bottom:0;mso-position-horizontal:absolute;mso-position-horizontal-relative:text;mso-position-vertical:absolute;mso-position-vertical-relative:text;mso-width-percent:0;mso-width-relative:margin;v-text-anchor:top" o:spid="_x0000_s1026" fillcolor="white [3201]" strokeweight=".5pt" type="#_x0000_t202" o:gfxdata="UEsDBBQABgAIAAAAIQC2gziS/gAAAOEBAAATAAAAW0NvbnRlbnRfVHlwZXNdLnhtbJSRQU7DMBBF 90jcwfIWJU67QAgl6YK0S0CoHGBkTxKLZGx5TGhvj5O2G0SRWNoz/78nu9wcxkFMGNg6quQqL6RA 0s5Y6ir5vt9lD1JwBDIwOMJKHpHlpr69KfdHjyxSmriSfYz+USnWPY7AufNIadK6MEJMx9ApD/oD OlTrorhX2lFEilmcO2RdNtjC5xDF9pCuTyYBB5bi6bQ4syoJ3g9WQ0ymaiLzg5KdCXlKLjvcW893 SUOqXwnz5DrgnHtJTxOsQfEKIT7DmDSUCaxw7Rqn8787ZsmRM9e2VmPeBN4uqYvTtW7jvijg9N/y JsXecLq0q+WD6m8AAAD//wMAUEsDBBQABgAIAAAAIQA4/SH/1gAAAJQBAAALAAAAX3JlbHMvLnJl bHOkkMFqwzAMhu+DvYPRfXGawxijTi+j0GvpHsDYimMaW0Yy2fr2M4PBMnrbUb/Q94l/f/hMi1qR JVI2sOt6UJgd+ZiDgffL8ekFlFSbvV0oo4EbChzGx4f9GRdb25HMsYhqlCwG5lrLq9biZkxWOiqY 22YiTra2kYMu1l1tQD30/bPm3wwYN0x18gb45AdQl1tp5j/sFB2T0FQ7R0nTNEV3j6o9feQzro1i OWA14Fm+Q8a1a8+Bvu/d/dMb2JY5uiPbhG/ktn4cqGU/er3pcvwCAAD//wMAUEsDBBQABgAIAAAA IQCFYF5zNgIAAHwEAAAOAAAAZHJzL2Uyb0RvYy54bWysVE1v2zAMvQ/YfxB0X+xkbpYZcYosRYYB QVsgHXpWZCk2JouapMTOfv0oxfnqdhp2kUmReiQfSU/vu0aRvbCuBl3Q4SClRGgOZa23Bf3+svww ocR5pkumQIuCHoSj97P376atycUIKlClsARBtMtbU9DKe5MnieOVaJgbgBEajRJswzyqdpuUlrWI 3qhklKbjpAVbGgtcOIe3D0cjnUV8KQX3T1I64YkqKObm42njuQlnMpuyfGuZqWrep8H+IYuG1RqD nqEemGdkZ+s/oJqaW3Ag/YBDk4CUNRexBqxmmL6pZl0xI2ItSI4zZ5rc/4Plj/u1ebbEd1+gwwYG QlrjcoeXoZ5O2iZ8MVOCdqTwcKZNdJ7w8ChLR+kETRxt2TibjCKvyeW1sc5/FdCQIBTUYlsiW2y/ ch4jouvJJQRzoOpyWSsVlTAKYqEs2TNsovIxR3xx46U0aQs6/niXRuAbW4A+v98oxn+EKm8RUFMa Ly+1B8l3m64nZAPlAXmycBwhZ/iyRtwVc/6ZWZwZrB/3wD/hIRVgMtBLlFRgf/3tPvhjK9FKSYsz WFD3c8esoER909jkz8MsC0MblezuE/JK7LVlc23Ru2YByNAQN87wKAZ/r06itNC84rrMQ1Q0Mc0x dkH9SVz442bgunExn0cnHFPD/EqvDQ/QoSOBz5fulVnT99PjJDzCaVpZ/qatR9/wUsN850HWseeB 4COrPe844rEt/TqGHbrWo9flpzH7DQAA//8DAFBLAwQUAAYACAAAACEAP2dm5t8AAAAMAQAADwAA AGRycy9kb3ducmV2LnhtbEyPPU/DMBCGdyT+g3VIbK1jKG0S4lSACgsTBTG7sWtHxOfIdtPw7zkm 2O7j0XvPNdvZD2wyMfUBJYhlAcxgF3SPVsLH+/OiBJayQq2GgEbCt0mwbS8vGlXrcMY3M+2zZRSC qVYSXM5jzXnqnPEqLcNokHbHEL3K1EbLdVRnCvcDvymKNfeqR7rg1GienOm+9icvYfdoK9uVKrpd qft+mj+Pr/ZFyuur+eEeWDZz/oPhV5/UoSWnQzihTmyQsK42d4RKWAixuQVGSCVKKg40Wq0E8Lbh /59ofwAAAP//AwBQSwECLQAUAAYACAAAACEAtoM4kv4AAADhAQAAEwAAAAAAAAAAAAAAAAAAAAAA W0NvbnRlbnRfVHlwZXNdLnhtbFBLAQItABQABgAIAAAAIQA4/SH/1gAAAJQBAAALAAAAAAAAAAAA AAAAAC8BAABfcmVscy8ucmVsc1BLAQItABQABgAIAAAAIQCFYF5zNgIAAHwEAAAOAAAAAAAAAAAA AAAAAC4CAABkcnMvZTJvRG9jLnhtbFBLAQItABQABgAIAAAAIQA/Z2bm3wAAAAwBAAAPAAAAAAAA AAAAAAAAAJAEAABkcnMvZG93bnJldi54bWxQSwUGAAAAAAQABADzAAAAnAUAAAAA ">
-                <v:textbox>
-                  <w:txbxContent>
-                    <w:p>
-                      <w:pPr>
-                        <w:rPr>
-                          <w:rFonts w:asciiTheme="minorHAnsi" w:hAnsiTheme="minorHAnsi" w:cstheme="minorHAnsi"/>
-                        </w:rPr>
-                      </w:pPr>
-                      <w:r>
-                        <w:rPr>
-                          <w:rFonts w:asciiTheme="minorHAnsi" w:hAnsiTheme="minorHAnsi" w:cstheme="minorHAnsi"/>
-                        </w:rPr>
-                        <w:t>{{LOGO}}</w:t>
-                      </w:r>
-                    </w:p>
-                  </w:txbxContent>
-                </v:textbox>
-              </v:shape>
-            </w:pict>
-          </mc:Fallback>
-        </mc:AlternateContent>
-        <w:drawing>
-          <wp:anchor distT="0" distB="0" distL="114300" distR="114300" simplePos="0" relativeHeight="251663360" behindDoc="1" locked="0" layoutInCell="1" allowOverlap="1" wp14:anchorId="7AF5A109" wp14:editId="1C65E937">
-            <wp:simplePos x="0" y="0"/>
-            <wp:positionH relativeFrom="margin">
-              <wp:posOffset>-668569</wp:posOffset>
-            </wp:positionH>
-            <wp:positionV relativeFrom="paragraph">
-              <wp:posOffset>-795260</wp:posOffset>
-            </wp:positionV>
-            <wp:extent cx="2049780" cy="789305"/>
-            <wp:effectExtent l="0" t="0" r="7620" b="0"/>
-            <wp:wrapNone/>
-            <wp:docPr id="5" name="Imagen 5"/>
-            <wp:cNvGraphicFramePr>
-              <a:graphicFrameLocks xmlns:a="http://schemas.openxmlformats.org/drawingml/2006/main" noChangeAspect="1"/>
-            </wp:cNvGraphicFramePr>
-            <a:graphic xmlns:a="http://schemas.openxmlformats.org/drawingml/2006/main">
-              <a:graphicData uri="http://schemas.openxmlformats.org/drawingml/2006/picture">
-                <pic:pic xmlns:pic="http://schemas.openxmlformats.org/drawingml/2006/picture">
-                  <pic:nvPicPr>
-                    <pic:cNvPr id="0" name="Imagen 2"/>
-                    <pic:cNvPicPr>
-                      <a:picLocks noChangeAspect="1" noChangeArrowheads="1"/>
-                    </pic:cNvPicPr>
-                  </pic:nvPicPr>
-                  <pic:blipFill>
-                    <a:blip r:embed="rId11">
-                      <a:extLst>
-                        <a:ext uri="{28A0092B-C50C-407E-A947-70E740481C1C}">
-                          <a14:useLocalDpi xmlns:a14="http://schemas.microsoft.com/office/drawing/2010/main" val="0"/>
-                        </a:ext>
-                      </a:extLst>
-                    </a:blip>
-                    <a:srcRect/>
-                    <a:stretch>
-                      <a:fillRect/>
-                    </a:stretch>
-                  </pic:blipFill>
-                  <pic:spPr bwMode="auto">
-                    <a:xfrm>
-                      <a:off x="0" y="0"/>
-                      <a:ext cx="2049780" cy="789305"/>
-                    </a:xfrm>
-                    <a:prstGeom prst="rect">
-                      <a:avLst/>
-                    </a:prstGeom>
-                    <a:noFill/>
-                    <a:ln>
-                      <a:noFill/>
-                    </a:ln>
-                  </pic:spPr>
-                </pic:pic>
-              </a:graphicData>
-            </a:graphic>
-            <wp14:sizeRelH relativeFrom="page">
-              <wp14:pctWidth>0</wp14:pctWidth>
-            </wp14:sizeRelH>
-            <wp14:sizeRelV relativeFrom="page">
-              <wp14:pctHeight>0</wp14:pctHeight>
-            </wp14:sizeRelV>
-          </wp:anchor>
-        </w:drawing>
+          <w:rFonts w:asciiTheme="minorHAnsi" w:hAnsiTheme="minorHAnsi" w:cstheme="minorHAnsi"/>
+          <w:b/>
+          <w:sz w:val="22"/>
+          <w:szCs w:val="22"/>
+        </w:rPr>
+        <w:t xml:space="preserve">                                          </w:t>
       </w:r>
       <w:r>
         <w:rPr>
@@ -228,7 +69,21 @@
           <w:szCs w:val="22"/>
         </w:rPr>
         <w:t xml:space="preserve">      </w:t>
+      </w:r>
+      <w:r>
+        <w:rPr>
+          <w:rFonts w:asciiTheme="minorHAnsi" w:hAnsiTheme="minorHAnsi" w:cstheme="minorHAnsi"/>
+          <w:sz w:val="22"/>
+          <w:szCs w:val="22"/>
+        </w:rPr>
         <w:tab/>
+      </w:r>
+      <w:r>
+        <w:rPr>
+          <w:rFonts w:asciiTheme="minorHAnsi" w:hAnsiTheme="minorHAnsi" w:cstheme="minorHAnsi"/>
+          <w:sz w:val="22"/>
+          <w:szCs w:val="22"/>
+        </w:rPr>
         <w:tab/>
         <w:t xml:space="preserve">  </w:t>
       </w:r>
@@ -249,7 +104,7 @@
           <w:sz w:val="22"/>
           <w:szCs w:val="22"/>
         </w:rPr>
-        <w:t xml:space="preserve">En {{LUGAR_FIRMA}}, a {{FECHA_FIRMA}}</w:t>
+        <w:t>En {{LUGAR_FIRMA}}, a {{FECHA_FIRMA}}</w:t>
       </w:r>
     </w:p>
     <w:p>
@@ -431,7 +286,7 @@
           <w:sz w:val="22"/>
           <w:szCs w:val="22"/>
         </w:rPr>
-        <w:t xml:space="preserve">{{NOMBRE_EMPRESA}}</w:t>
+        <w:t>{{NOMBRE_EMPRESA}}</w:t>
       </w:r>
       <w:r>
         <w:rPr>
@@ -447,23 +302,7 @@
           <w:sz w:val="22"/>
           <w:szCs w:val="22"/>
         </w:rPr>
-        <w:t xml:space="preserve"> con domicilio en c/ </w:t>
-      </w:r>
-      <w:r>
-        <w:rPr>
-          <w:rFonts w:asciiTheme="minorHAnsi" w:hAnsiTheme="minorHAnsi" w:cstheme="minorHAnsi"/>
-          <w:sz w:val="22"/>
-          <w:szCs w:val="22"/>
-        </w:rPr>
-        <w:t xml:space="preserve">{{DOMICILIO_EMPRESA}}</w:t>
-      </w:r>
-      <w:r>
-        <w:rPr>
-          <w:rFonts w:asciiTheme="minorHAnsi" w:hAnsiTheme="minorHAnsi" w:cstheme="minorHAnsi"/>
-          <w:sz w:val="22"/>
-          <w:szCs w:val="22"/>
-        </w:rPr>
-        <w:t xml:space="preserve"> representado en este acto por </w:t>
+        <w:t xml:space="preserve"> con domicilio en c/ {{DOMICILIO_EMPRESA}} representado en este acto por </w:t>
       </w:r>
       <w:r>
         <w:rPr>
@@ -471,7 +310,7 @@
           <w:sz w:val="22"/>
           <w:szCs w:val="22"/>
         </w:rPr>
-        <w:t xml:space="preserve">{{REPRESENTANTE}}</w:t>
+        <w:t>{{REPRESENTANTE}}</w:t>
       </w:r>
       <w:r>
         <w:rPr>
@@ -487,7 +326,7 @@
           <w:sz w:val="22"/>
           <w:szCs w:val="22"/>
         </w:rPr>
-        <w:t xml:space="preserve">{{DNI_REPRESENTANTE}}</w:t>
+        <w:t>{{DNI_REPRESENTANTE}}</w:t>
       </w:r>
       <w:r>
         <w:rPr>
@@ -503,63 +342,15 @@
           <w:sz w:val="22"/>
           <w:szCs w:val="22"/>
         </w:rPr>
-        <w:t xml:space="preserve">{{CARGO}}</w:t>
-      </w:r>
-      <w:r>
-        <w:rPr>
-          <w:rFonts w:asciiTheme="minorHAnsi" w:hAnsiTheme="minorHAnsi" w:cstheme="minorHAnsi"/>
-          <w:sz w:val="22"/>
-          <w:szCs w:val="22"/>
-        </w:rPr>
-        <w:t xml:space="preserve"> según consta en la escritura de poder otorgada por </w:t>
-      </w:r>
-      <w:r>
-        <w:rPr>
-          <w:rFonts w:asciiTheme="minorHAnsi" w:hAnsiTheme="minorHAnsi" w:cstheme="minorHAnsi"/>
-          <w:sz w:val="22"/>
-          <w:szCs w:val="22"/>
-        </w:rPr>
-        <w:t xml:space="preserve">__________</w:t>
-      </w:r>
-      <w:r>
-        <w:rPr>
-          <w:rFonts w:asciiTheme="minorHAnsi" w:hAnsiTheme="minorHAnsi" w:cstheme="minorHAnsi"/>
-          <w:sz w:val="22"/>
-          <w:szCs w:val="22"/>
-        </w:rPr>
-        <w:t xml:space="preserve"> en la fecha </w:t>
-      </w:r>
-      <w:r>
-        <w:rPr>
-          <w:rFonts w:asciiTheme="minorHAnsi" w:hAnsiTheme="minorHAnsi" w:cstheme="minorHAnsi"/>
-          <w:sz w:val="22"/>
-          <w:szCs w:val="22"/>
-        </w:rPr>
-        <w:t xml:space="preserve">__________</w:t>
-      </w:r>
-      <w:r>
-        <w:rPr>
-          <w:rFonts w:asciiTheme="minorHAnsi" w:hAnsiTheme="minorHAnsi" w:cstheme="minorHAnsi"/>
-          <w:sz w:val="22"/>
-          <w:szCs w:val="22"/>
-        </w:rPr>
-        <w:t xml:space="preserve">, con el número </w:t>
-      </w:r>
-      <w:r>
-        <w:rPr>
-          <w:rFonts w:asciiTheme="minorHAnsi" w:hAnsiTheme="minorHAnsi" w:cstheme="minorHAnsi"/>
-          <w:sz w:val="22"/>
-          <w:szCs w:val="22"/>
-        </w:rPr>
-        <w:t xml:space="preserve">__________</w:t>
-      </w:r>
-      <w:r>
-        <w:rPr>
-          <w:rFonts w:asciiTheme="minorHAnsi" w:hAnsiTheme="minorHAnsi" w:cstheme="minorHAnsi"/>
-          <w:sz w:val="22"/>
-          <w:szCs w:val="22"/>
-        </w:rPr>
-        <w:t xml:space="preserve"> de protocolo.</w:t>
+        <w:t>{{CARGO}}</w:t>
+      </w:r>
+      <w:r>
+        <w:rPr>
+          <w:rFonts w:asciiTheme="minorHAnsi" w:hAnsiTheme="minorHAnsi" w:cstheme="minorHAnsi"/>
+          <w:sz w:val="22"/>
+          <w:szCs w:val="22"/>
+        </w:rPr>
+        <w:t xml:space="preserve"> según consta en la escritura de poder otorgada por __________ en la fecha __________, con el número __________ de protocolo.</w:t>
       </w:r>
     </w:p>
     <w:p>
@@ -904,7 +695,6 @@
           <w:sz w:val="22"/>
           <w:szCs w:val="22"/>
         </w:rPr>
-        <w:lastRenderedPageBreak/>
         <w:t>Segundo: Empresa</w:t>
       </w:r>
     </w:p>
@@ -949,23 +739,15 @@
           <w:sz w:val="22"/>
           <w:szCs w:val="22"/>
         </w:rPr>
-        <w:t xml:space="preserve">{{NOMBRE_EMPRESA}}</w:t>
-      </w:r>
-      <w:r>
-        <w:rPr>
-          <w:rFonts w:asciiTheme="minorHAnsi" w:hAnsiTheme="minorHAnsi" w:cstheme="minorHAnsi"/>
-          <w:sz w:val="22"/>
-          <w:szCs w:val="22"/>
-        </w:rPr>
-        <w:t xml:space="preserve"> es una sociedad que tiene personalidad jurídica y capacidad de obrar propias, cuya actividad principal consiste en </w:t>
-      </w:r>
-      <w:r>
-        <w:rPr>
-          <w:rFonts w:asciiTheme="minorHAnsi" w:hAnsiTheme="minorHAnsi" w:cstheme="minorHAnsi"/>
-          <w:sz w:val="22"/>
-          <w:szCs w:val="22"/>
-        </w:rPr>
-        <w:t xml:space="preserve">{{ACTIVIDAD_PRINCIPAL}}</w:t>
+        <w:t>{{NOMBRE_EMPRESA}}</w:t>
+      </w:r>
+      <w:r>
+        <w:rPr>
+          <w:rFonts w:asciiTheme="minorHAnsi" w:hAnsiTheme="minorHAnsi" w:cstheme="minorHAnsi"/>
+          <w:sz w:val="22"/>
+          <w:szCs w:val="22"/>
+        </w:rPr>
+        <w:t xml:space="preserve"> es una sociedad que tiene personalidad jurídica y capacidad de obrar propias, cuya actividad principal consiste en {{ACTIVIDAD_PRINCIPAL}}</w:t>
       </w:r>
     </w:p>
     <w:p>
@@ -1011,7 +793,7 @@
           <w:sz w:val="22"/>
           <w:szCs w:val="22"/>
         </w:rPr>
-        <w:t xml:space="preserve">{{NOMBRE_EMPRESA}}</w:t>
+        <w:t>{{NOMBRE_EMPRESA}}</w:t>
       </w:r>
       <w:r>
         <w:rPr>
@@ -1254,7 +1036,7 @@
           <w:sz w:val="22"/>
           <w:szCs w:val="22"/>
         </w:rPr>
-        <w:t xml:space="preserve">{{NOMBRE_EMPRESA}}</w:t>
+        <w:t>{{NOMBRE_EMPRESA}}</w:t>
       </w:r>
       <w:r>
         <w:rPr>
@@ -1375,7 +1157,7 @@
           <w:sz w:val="22"/>
           <w:szCs w:val="22"/>
         </w:rPr>
-        <w:t xml:space="preserve">{{NOMBRE_EMPRESA}}</w:t>
+        <w:t>{{NOMBRE_EMPRESA}}</w:t>
       </w:r>
       <w:r>
         <w:rPr>
@@ -1400,23 +1182,7 @@
           <w:sz w:val="22"/>
           <w:szCs w:val="22"/>
         </w:rPr>
-        <w:t xml:space="preserve"> la cantidad de </w:t>
-      </w:r>
-      <w:r>
-        <w:rPr>
-          <w:rFonts w:asciiTheme="minorHAnsi" w:hAnsiTheme="minorHAnsi" w:cstheme="minorHAnsi"/>
-          <w:sz w:val="22"/>
-          <w:szCs w:val="22"/>
-        </w:rPr>
-        <w:t xml:space="preserve">{{IMPORTE}}€ ({{IMPORTE_LETRAS}} EUROS</w:t>
-      </w:r>
-      <w:r>
-        <w:rPr>
-          <w:rFonts w:asciiTheme="minorHAnsi" w:hAnsiTheme="minorHAnsi" w:cstheme="minorHAnsi"/>
-          <w:sz w:val="22"/>
-          <w:szCs w:val="22"/>
-        </w:rPr>
-        <w:t xml:space="preserve">), vinculada directa y únicamente </w:t>
+        <w:t xml:space="preserve"> la cantidad de {{IMPORTE}}€ ({{IMPORTE_LETRAS}} EUROS), vinculada directa y únicamente </w:t>
       </w:r>
       <w:r>
         <w:rPr>
@@ -1476,6 +1242,7 @@
           <w:sz w:val="22"/>
           <w:szCs w:val="22"/>
         </w:rPr>
+        <w:lastRenderedPageBreak/>
         <w:t xml:space="preserve">Para ello, </w:t>
       </w:r>
       <w:r>
@@ -1535,7 +1302,6 @@
           <w:sz w:val="22"/>
           <w:szCs w:val="22"/>
         </w:rPr>
-        <w:lastRenderedPageBreak/>
         <w:t>El abono de la Donación se efectuará a</w:t>
       </w:r>
       <w:r>
@@ -2035,23 +1801,7 @@
           <w:sz w:val="22"/>
           <w:szCs w:val="22"/>
         </w:rPr>
-        <w:t xml:space="preserve">En atención a la aplicación de las medidas alternativas de carácter excepcional establecidas por el por el Real Decreto 364/2005 para el cumplimiento de la Ley General de Derechos de las Personas con Discapacidad y de su Inclusión Social, las Partes establecen la vigencia del presente Acuerdo por el plazo de </w:t>
-      </w:r>
-      <w:r>
-        <w:rPr>
-          <w:rFonts w:asciiTheme="minorHAnsi" w:hAnsiTheme="minorHAnsi" w:cstheme="minorHAnsi"/>
-          <w:sz w:val="22"/>
-          <w:szCs w:val="22"/>
-        </w:rPr>
-        <w:t xml:space="preserve">{{PLAZO_ANIOS}}  desde la fecha de su firma</w:t>
-      </w:r>
-      <w:r>
-        <w:rPr>
-          <w:rFonts w:asciiTheme="minorHAnsi" w:hAnsiTheme="minorHAnsi" w:cstheme="minorHAnsi"/>
-          <w:sz w:val="22"/>
-          <w:szCs w:val="22"/>
-        </w:rPr>
-        <w:t>. En cualquier caso, una vez finalizado el presente Acuerdo, éste podrá prorrogarse por acuerdo expreso y por escrito de ambas Partes y por periodos de igual duración.</w:t>
+        <w:t>En atención a la aplicación de las medidas alternativas de carácter excepcional establecidas por el por el Real Decreto 364/2005 para el cumplimiento de la Ley General de Derechos de las Personas con Discapacidad y de su Inclusión Social, las Partes establecen la vigencia del presente Acuerdo por el plazo de {{PLAZO_ANIOS}}  desde la fecha de su firma. En cualquier caso, una vez finalizado el presente Acuerdo, éste podrá prorrogarse por acuerdo expreso y por escrito de ambas Partes y por periodos de igual duración.</w:t>
       </w:r>
     </w:p>
     <w:p>
@@ -2156,7 +1906,6 @@
           <w:sz w:val="22"/>
           <w:szCs w:val="22"/>
         </w:rPr>
-        <w:lastRenderedPageBreak/>
         <w:t>Sexta. - Protección de datos</w:t>
       </w:r>
     </w:p>
@@ -2391,31 +2140,15 @@
           <w:sz w:val="22"/>
           <w:szCs w:val="22"/>
         </w:rPr>
-        <w:t xml:space="preserve">{{NOMBRE_EMPRESA}}</w:t>
-      </w:r>
-      <w:r>
-        <w:rPr>
-          <w:rFonts w:asciiTheme="minorHAnsi" w:hAnsiTheme="minorHAnsi" w:cstheme="minorHAnsi"/>
-          <w:sz w:val="22"/>
-          <w:szCs w:val="22"/>
-        </w:rPr>
-        <w:t xml:space="preserve">: </w:t>
-      </w:r>
-      <w:r>
-        <w:rPr>
-          <w:rFonts w:asciiTheme="minorHAnsi" w:hAnsiTheme="minorHAnsi" w:cstheme="minorHAnsi"/>
-          <w:sz w:val="22"/>
-          <w:szCs w:val="22"/>
-        </w:rPr>
-        <w:t xml:space="preserve">{{EMAIL_DPO}}</w:t>
-      </w:r>
-      <w:r>
-        <w:rPr>
-          <w:rFonts w:asciiTheme="minorHAnsi" w:hAnsiTheme="minorHAnsi" w:cstheme="minorHAnsi"/>
-          <w:sz w:val="22"/>
-          <w:szCs w:val="22"/>
-        </w:rPr>
-        <w:t xml:space="preserve"> </w:t>
+        <w:t>{{NOMBRE_EMPRESA}}</w:t>
+      </w:r>
+      <w:r>
+        <w:rPr>
+          <w:rFonts w:asciiTheme="minorHAnsi" w:hAnsiTheme="minorHAnsi" w:cstheme="minorHAnsi"/>
+          <w:sz w:val="22"/>
+          <w:szCs w:val="22"/>
+        </w:rPr>
+        <w:t xml:space="preserve">: {{EMAIL_DPO}} </w:t>
       </w:r>
     </w:p>
     <w:p>
@@ -2566,70 +2299,78 @@
           <w:sz w:val="22"/>
           <w:szCs w:val="22"/>
         </w:rPr>
-        <w:t>Ambas Partes se comprometen a cumplir con las disposiciones normativas aplicables en materia de anticorrupción, incluidas las establecidas en el Código Penal Español; con el propósito de que las mismas desarrollen su actividad con integridad y siguiendo asimismo los altos estándares éticos que éstas promueven y alientan.  Cualquier incumplimiento de la presente disposición por las Partes dará derecho a resolver inmediatamente el presente Acuerdo.</w:t>
-      </w:r>
-    </w:p>
-    <w:p>
-      <w:pPr>
-        <w:jc w:val="both"/>
-        <w:rPr>
-          <w:rFonts w:asciiTheme="minorHAnsi" w:hAnsiTheme="minorHAnsi" w:cstheme="minorHAnsi"/>
-          <w:b/>
-          <w:sz w:val="22"/>
-          <w:szCs w:val="22"/>
-        </w:rPr>
-      </w:pPr>
-    </w:p>
-    <w:p>
-      <w:pPr>
-        <w:jc w:val="both"/>
-        <w:rPr>
-          <w:rFonts w:asciiTheme="minorHAnsi" w:hAnsiTheme="minorHAnsi" w:cstheme="minorHAnsi"/>
-          <w:b/>
-          <w:sz w:val="22"/>
-          <w:szCs w:val="22"/>
-        </w:rPr>
-      </w:pPr>
-    </w:p>
-    <w:p>
-      <w:pPr>
-        <w:jc w:val="both"/>
-        <w:rPr>
-          <w:rFonts w:asciiTheme="minorHAnsi" w:hAnsiTheme="minorHAnsi" w:cstheme="minorHAnsi"/>
-          <w:b/>
-          <w:sz w:val="22"/>
-          <w:szCs w:val="22"/>
-        </w:rPr>
-      </w:pPr>
-    </w:p>
-    <w:p>
-      <w:pPr>
-        <w:jc w:val="both"/>
-        <w:rPr>
-          <w:rFonts w:asciiTheme="minorHAnsi" w:hAnsiTheme="minorHAnsi" w:cstheme="minorHAnsi"/>
-          <w:b/>
-          <w:sz w:val="22"/>
-          <w:szCs w:val="22"/>
-        </w:rPr>
-      </w:pPr>
-    </w:p>
-    <w:p>
-      <w:pPr>
-        <w:jc w:val="both"/>
-        <w:rPr>
-          <w:rFonts w:asciiTheme="minorHAnsi" w:hAnsiTheme="minorHAnsi" w:cstheme="minorHAnsi"/>
-          <w:sz w:val="22"/>
-          <w:szCs w:val="22"/>
-        </w:rPr>
-      </w:pPr>
-      <w:r>
-        <w:rPr>
-          <w:rFonts w:asciiTheme="minorHAnsi" w:hAnsiTheme="minorHAnsi" w:cstheme="minorHAnsi"/>
-          <w:b/>
+        <w:t xml:space="preserve">Ambas Partes se comprometen a cumplir con las disposiciones normativas aplicables en materia de anticorrupción, incluidas las establecidas en el Código Penal Español; con el propósito de que las mismas desarrollen su actividad con integridad y siguiendo asimismo los altos estándares éticos que éstas promueven y alientan.  Cualquier incumplimiento de la </w:t>
+      </w:r>
+      <w:r>
+        <w:rPr>
+          <w:rFonts w:asciiTheme="minorHAnsi" w:hAnsiTheme="minorHAnsi" w:cstheme="minorHAnsi"/>
           <w:sz w:val="22"/>
           <w:szCs w:val="22"/>
         </w:rPr>
         <w:lastRenderedPageBreak/>
+        <w:t>presente disposición por las Partes dará derecho a resolver inmediatamente el presente Acuerdo.</w:t>
+      </w:r>
+    </w:p>
+    <w:p>
+      <w:pPr>
+        <w:jc w:val="both"/>
+        <w:rPr>
+          <w:rFonts w:asciiTheme="minorHAnsi" w:hAnsiTheme="minorHAnsi" w:cstheme="minorHAnsi"/>
+          <w:b/>
+          <w:sz w:val="22"/>
+          <w:szCs w:val="22"/>
+        </w:rPr>
+      </w:pPr>
+    </w:p>
+    <w:p>
+      <w:pPr>
+        <w:jc w:val="both"/>
+        <w:rPr>
+          <w:rFonts w:asciiTheme="minorHAnsi" w:hAnsiTheme="minorHAnsi" w:cstheme="minorHAnsi"/>
+          <w:b/>
+          <w:sz w:val="22"/>
+          <w:szCs w:val="22"/>
+        </w:rPr>
+      </w:pPr>
+    </w:p>
+    <w:p>
+      <w:pPr>
+        <w:jc w:val="both"/>
+        <w:rPr>
+          <w:rFonts w:asciiTheme="minorHAnsi" w:hAnsiTheme="minorHAnsi" w:cstheme="minorHAnsi"/>
+          <w:b/>
+          <w:sz w:val="22"/>
+          <w:szCs w:val="22"/>
+        </w:rPr>
+      </w:pPr>
+    </w:p>
+    <w:p>
+      <w:pPr>
+        <w:jc w:val="both"/>
+        <w:rPr>
+          <w:rFonts w:asciiTheme="minorHAnsi" w:hAnsiTheme="minorHAnsi" w:cstheme="minorHAnsi"/>
+          <w:b/>
+          <w:sz w:val="22"/>
+          <w:szCs w:val="22"/>
+        </w:rPr>
+      </w:pPr>
+    </w:p>
+    <w:p>
+      <w:pPr>
+        <w:jc w:val="both"/>
+        <w:rPr>
+          <w:rFonts w:asciiTheme="minorHAnsi" w:hAnsiTheme="minorHAnsi" w:cstheme="minorHAnsi"/>
+          <w:sz w:val="22"/>
+          <w:szCs w:val="22"/>
+        </w:rPr>
+      </w:pPr>
+      <w:r>
+        <w:rPr>
+          <w:rFonts w:asciiTheme="minorHAnsi" w:hAnsiTheme="minorHAnsi" w:cstheme="minorHAnsi"/>
+          <w:b/>
+          <w:sz w:val="22"/>
+          <w:szCs w:val="22"/>
+        </w:rPr>
         <w:t>Novena. – Jurisdicción y competencia</w:t>
       </w:r>
     </w:p>
@@ -2774,6 +2515,14 @@
           <w:szCs w:val="22"/>
         </w:rPr>
         <w:tab/>
+      </w:r>
+      <w:r>
+        <w:rPr>
+          <w:rFonts w:asciiTheme="minorHAnsi" w:hAnsiTheme="minorHAnsi" w:cstheme="minorHAnsi"/>
+          <w:b/>
+          <w:sz w:val="22"/>
+          <w:szCs w:val="22"/>
+        </w:rPr>
         <w:tab/>
       </w:r>
     </w:p>
@@ -2817,7 +2566,7 @@
                 <w:sz w:val="22"/>
                 <w:szCs w:val="22"/>
               </w:rPr>
-              <w:t xml:space="preserve">{{NOMBRE_EMPRESA}}.</w:t>
+              <w:t>{{NOMBRE_EMPRESA}}.</w:t>
             </w:r>
           </w:p>
           <w:p>
@@ -2857,7 +2606,6 @@
                 <w:rFonts w:asciiTheme="minorHAnsi" w:hAnsiTheme="minorHAnsi" w:cstheme="minorHAnsi"/>
                 <w:sz w:val="22"/>
                 <w:szCs w:val="22"/>
-                <w:lang w:val="en-US"/>
               </w:rPr>
             </w:pPr>
             <w:r>
@@ -2865,9 +2613,15 @@
                 <w:rFonts w:asciiTheme="minorHAnsi" w:hAnsiTheme="minorHAnsi" w:cstheme="minorHAnsi"/>
                 <w:sz w:val="22"/>
                 <w:szCs w:val="22"/>
-                <w:lang w:val="en-US"/>
               </w:rPr>
               <w:t>___________________________</w:t>
+            </w:r>
+            <w:r>
+              <w:rPr>
+                <w:rFonts w:asciiTheme="minorHAnsi" w:hAnsiTheme="minorHAnsi" w:cstheme="minorHAnsi"/>
+                <w:sz w:val="22"/>
+                <w:szCs w:val="22"/>
+              </w:rPr>
               <w:tab/>
             </w:r>
             <w:r>
@@ -2876,7 +2630,6 @@
                 <w:b/>
                 <w:sz w:val="22"/>
                 <w:szCs w:val="22"/>
-                <w:lang w:val="en-US"/>
               </w:rPr>
               <w:t xml:space="preserve">  </w:t>
             </w:r>
@@ -2889,7 +2642,6 @@
                 <w:b/>
                 <w:sz w:val="22"/>
                 <w:szCs w:val="22"/>
-                <w:lang w:val="en-US"/>
               </w:rPr>
             </w:pPr>
             <w:r>
@@ -2899,7 +2651,7 @@
                 <w:sz w:val="22"/>
                 <w:szCs w:val="22"/>
               </w:rPr>
-              <w:t xml:space="preserve">D. / Dª {{REPRESENTANTE}}</w:t>
+              <w:t>D. / Dª {{REPRESENTANTE}}</w:t>
             </w:r>
           </w:p>
         </w:tc>
@@ -2914,7 +2666,6 @@
                 <w:rFonts w:asciiTheme="minorHAnsi" w:hAnsiTheme="minorHAnsi" w:cstheme="minorHAnsi"/>
                 <w:sz w:val="22"/>
                 <w:szCs w:val="22"/>
-                <w:lang w:val="en-US"/>
               </w:rPr>
             </w:pPr>
           </w:p>
@@ -3355,7 +3106,6 @@
           <w:szCs w:val="22"/>
           <w:lang w:val="es-ES_tradnl"/>
         </w:rPr>
-        <w:lastRenderedPageBreak/>
         <w:t>DECLARACION RESPONSABLE DE LA ENTIDAD FINANCIADORA</w:t>
       </w:r>
     </w:p>
@@ -3418,7 +3168,7 @@
           <w:szCs w:val="22"/>
           <w:lang w:val="es-ES_tradnl"/>
         </w:rPr>
-        <w:t xml:space="preserve">Nombre/razón social: {{NOMBRE_EMPRESA}}</w:t>
+        <w:t>Nombre/razón social: {{NOMBRE_EMPRESA}}</w:t>
       </w:r>
     </w:p>
     <w:p>
@@ -3441,7 +3191,7 @@
           <w:szCs w:val="22"/>
           <w:lang w:val="es-ES_tradnl"/>
         </w:rPr>
-        <w:t xml:space="preserve">NIF: {{NIF_EMPRESA}}</w:t>
+        <w:t>NIF: {{NIF_EMPRESA}}</w:t>
       </w:r>
     </w:p>
     <w:p>
@@ -3464,7 +3214,7 @@
           <w:szCs w:val="22"/>
           <w:lang w:val="es-ES_tradnl"/>
         </w:rPr>
-        <w:t xml:space="preserve">Domicilio: {{DOMICILIO_EMPRESA}}</w:t>
+        <w:t>Domicilio: {{DOMICILIO_EMPRESA}}</w:t>
       </w:r>
     </w:p>
     <w:p>
@@ -3500,7 +3250,7 @@
           <w:sz w:val="22"/>
           <w:szCs w:val="22"/>
         </w:rPr>
-        <w:t xml:space="preserve">En {{LUGAR_FIRMA}}, a {{FECHA_FIRMA}}</w:t>
+        <w:t>En {{LUGAR_FIRMA}}, a {{FECHA_FIRMA}}</w:t>
       </w:r>
     </w:p>
     <w:p>
@@ -3626,9 +3376,13 @@
               </wp:anchor>
             </w:drawing>
           </mc:Choice>
-          <mc:Fallback xmlns:a14="http://schemas.microsoft.com/office/drawing/2010/main" xmlns:pic="http://schemas.openxmlformats.org/drawingml/2006/picture" xmlns:a="http://schemas.openxmlformats.org/drawingml/2006/main">
+          <mc:Fallback>
             <w:pict>
-              <v:shape id="Cuadro de texto 4" style="position:absolute;left:0;text-align:left;margin-left:92.95pt;margin-top:2.9pt;width:8.45pt;height:8.45pt;z-index:251661312;visibility:visible;mso-wrap-style:square;mso-wrap-distance-left:9pt;mso-wrap-distance-top:0;mso-wrap-distance-right:9pt;mso-wrap-distance-bottom:0;mso-position-horizontal:absolute;mso-position-horizontal-relative:text;mso-position-vertical:absolute;mso-position-vertical-relative:text;v-text-anchor:top" o:spid="_x0000_s1027" fillcolor="white [3201]" strokecolor="black [3200]" strokeweight="2pt" type="#_x0000_t202" o:gfxdata="UEsDBBQABgAIAAAAIQC2gziS/gAAAOEBAAATAAAAW0NvbnRlbnRfVHlwZXNdLnhtbJSRQU7DMBBF 90jcwfIWJU67QAgl6YK0S0CoHGBkTxKLZGx5TGhvj5O2G0SRWNoz/78nu9wcxkFMGNg6quQqL6RA 0s5Y6ir5vt9lD1JwBDIwOMJKHpHlpr69KfdHjyxSmriSfYz+USnWPY7AufNIadK6MEJMx9ApD/oD OlTrorhX2lFEilmcO2RdNtjC5xDF9pCuTyYBB5bi6bQ4syoJ3g9WQ0ymaiLzg5KdCXlKLjvcW893 SUOqXwnz5DrgnHtJTxOsQfEKIT7DmDSUCaxw7Rqn8787ZsmRM9e2VmPeBN4uqYvTtW7jvijg9N/y JsXecLq0q+WD6m8AAAD//wMAUEsDBBQABgAIAAAAIQA4/SH/1gAAAJQBAAALAAAAX3JlbHMvLnJl bHOkkMFqwzAMhu+DvYPRfXGawxijTi+j0GvpHsDYimMaW0Yy2fr2M4PBMnrbUb/Q94l/f/hMi1qR JVI2sOt6UJgd+ZiDgffL8ekFlFSbvV0oo4EbChzGx4f9GRdb25HMsYhqlCwG5lrLq9biZkxWOiqY 22YiTra2kYMu1l1tQD30/bPm3wwYN0x18gb45AdQl1tp5j/sFB2T0FQ7R0nTNEV3j6o9feQzro1i OWA14Fm+Q8a1a8+Bvu/d/dMb2JY5uiPbhG/ktn4cqGU/er3pcvwCAAD//wMAUEsDBBQABgAIAAAA IQC8EgtRUgIAAAQFAAAOAAAAZHJzL2Uyb0RvYy54bWysVE1v2zAMvQ/YfxB0X+wE3boadYqsRYcB RVs0HXpWZKkxJouaxMTOfv0o2XGCLthh2EWmRD5+PvryqmsM2yofarAln05yzpSVUNX2teTfn28/ fOYsoLCVMGBVyXcq8Kv5+3eXrSvUDNZgKuUZObGhaF3J14iuyLIg16oRYQJOWVJq8I1AuvrXrPKi Je+NyWZ5/ilrwVfOg1Qh0OtNr+Tz5F9rJfFB66CQmZJTbphOn85VPLP5pShevXDrWg5piH/IohG1 paCjqxuBgm18/YerppYeAmicSGgy0LqWKtVA1UzzN9Us18KpVAs1J7ixTeH/uZX326V79Ay7L9DR AGNDWheKQI+xnk77Jn4pU0Z6auFubJvqkMkIys/zixlnklSDTF6yA9j5gF8VNCwKJfc0ldQssb0L 2JvuTWIsY+PbIYsk4c6oXvmkNKsrijtLThJV1LXxbCtoyNWPVANFN5YsI0TXxoyg6SmQwT1osI0w legzAvNTwEO00TpFBIsjsKkt+L+DdW+/r7qvNZaN3aqjYo8Gs4JqR/Py0FM5OHlbU1fvRMBH4Ym7 NCLaR3ygQxtoSw6DxNka/K9T79GeKEVazlrahZKHnxvhFWfmmyWyXUzPzuLypMvZx/MZXfyxZnWs sZvmGmgSU9p8J5MY7dHsRe2heaG1XcSopBJWUuyS4168xn5Dae2lWiySEa2LE3hnl05G17HLkTPP 3YvwbiAWEiPvYb81onjDr942Ii0sNgi6TuSLfe67OvSfVi3Rd/gtxF0+vierw89r/hsAAP//AwBQ SwMEFAAGAAgAAAAhAI4+4VTdAAAACAEAAA8AAABkcnMvZG93bnJldi54bWxMT01Lw0AUvAv+h+UJ XqTdGKzWmE0phR6ESrEW8fiSXbPB3bchu21jf73Pk95mmGE+ysXonTiaIXaBFNxOMxCGmqA7ahXs 39aTOYiYkDS6QEbBt4mwqC4vSix0ONGrOe5SKziEYoEKbEp9IWVsrPEYp6E3xNpnGDwmpkMr9YAn DvdO5ll2Lz12xA0We7OypvnaHbwC3Nq6i+cXd1590HL9fLfB95uNUtdX4/IJRDJj+jPD73yeDhVv qsOBdBSO+Xz2yFYFM37Aep7lDGoG+QPIqpT/D1Q/AAAA//8DAFBLAQItABQABgAIAAAAIQC2gziS /gAAAOEBAAATAAAAAAAAAAAAAAAAAAAAAABbQ29udGVudF9UeXBlc10ueG1sUEsBAi0AFAAGAAgA AAAhADj9If/WAAAAlAEAAAsAAAAAAAAAAAAAAAAALwEAAF9yZWxzLy5yZWxzUEsBAi0AFAAGAAgA AAAhALwSC1FSAgAABAUAAA4AAAAAAAAAAAAAAAAALgIAAGRycy9lMm9Eb2MueG1sUEsBAi0AFAAG AAgAAAAhAI4+4VTdAAAACAEAAA8AAAAAAAAAAAAAAAAArAQAAGRycy9kb3ducmV2LnhtbFBLBQYA AAAABAAEAPMAAAC2BQAAAAA= " w14:anchorId="576762B2">
+              <v:shapetype w14:anchorId="576762B2" id="_x0000_t202" coordsize="21600,21600" o:spt="202" path="m,l,21600r21600,l21600,xe">
+                <v:stroke joinstyle="miter"/>
+                <v:path gradientshapeok="t" o:connecttype="rect"/>
+              </v:shapetype>
+              <v:shape id="Cuadro de texto 4" o:spid="_x0000_s1026" type="#_x0000_t202" style="position:absolute;left:0;text-align:left;margin-left:92.95pt;margin-top:2.9pt;width:8.45pt;height:8.45pt;z-index:251661312;visibility:visible;mso-wrap-style:square;mso-wrap-distance-left:9pt;mso-wrap-distance-top:0;mso-wrap-distance-right:9pt;mso-wrap-distance-bottom:0;mso-position-horizontal:absolute;mso-position-horizontal-relative:text;mso-position-vertical:absolute;mso-position-vertical-relative:text;v-text-anchor:top" o:gfxdata="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" fillcolor="white [3201]" strokecolor="black [3200]" strokeweight="2pt">
                 <v:textbox>
                   <w:txbxContent>
                     <w:p/>
@@ -3638,6 +3392,15 @@
             </w:pict>
           </mc:Fallback>
         </mc:AlternateContent>
+      </w:r>
+      <w:r>
+        <w:rPr>
+          <w:rFonts w:asciiTheme="minorHAnsi" w:hAnsiTheme="minorHAnsi" w:cstheme="minorHAnsi"/>
+          <w:noProof/>
+          <w:spacing w:val="-3"/>
+          <w:sz w:val="22"/>
+          <w:szCs w:val="22"/>
+        </w:rPr>
         <mc:AlternateContent>
           <mc:Choice Requires="wps">
             <w:drawing>
@@ -3699,9 +3462,9 @@
               </wp:anchor>
             </w:drawing>
           </mc:Choice>
-          <mc:Fallback xmlns:a14="http://schemas.microsoft.com/office/drawing/2010/main" xmlns:pic="http://schemas.openxmlformats.org/drawingml/2006/picture" xmlns:a="http://schemas.openxmlformats.org/drawingml/2006/main">
+          <mc:Fallback>
             <w:pict>
-              <v:shape id="Cuadro de texto 3" style="position:absolute;left:0;text-align:left;margin-left:18.75pt;margin-top:2.6pt;width:8.45pt;height:8.45pt;z-index:251659264;visibility:visible;mso-wrap-style:square;mso-wrap-distance-left:9pt;mso-wrap-distance-top:0;mso-wrap-distance-right:9pt;mso-wrap-distance-bottom:0;mso-position-horizontal:absolute;mso-position-horizontal-relative:text;mso-position-vertical:absolute;mso-position-vertical-relative:text;v-text-anchor:top" o:spid="_x0000_s1028" fillcolor="white [3201]" strokecolor="black [3200]" strokeweight="2pt" type="#_x0000_t202" o:gfxdata="UEsDBBQABgAIAAAAIQC2gziS/gAAAOEBAAATAAAAW0NvbnRlbnRfVHlwZXNdLnhtbJSRQU7DMBBF 90jcwfIWJU67QAgl6YK0S0CoHGBkTxKLZGx5TGhvj5O2G0SRWNoz/78nu9wcxkFMGNg6quQqL6RA 0s5Y6ir5vt9lD1JwBDIwOMJKHpHlpr69KfdHjyxSmriSfYz+USnWPY7AufNIadK6MEJMx9ApD/oD OlTrorhX2lFEilmcO2RdNtjC5xDF9pCuTyYBB5bi6bQ4syoJ3g9WQ0ymaiLzg5KdCXlKLjvcW893 SUOqXwnz5DrgnHtJTxOsQfEKIT7DmDSUCaxw7Rqn8787ZsmRM9e2VmPeBN4uqYvTtW7jvijg9N/y JsXecLq0q+WD6m8AAAD//wMAUEsDBBQABgAIAAAAIQA4/SH/1gAAAJQBAAALAAAAX3JlbHMvLnJl bHOkkMFqwzAMhu+DvYPRfXGawxijTi+j0GvpHsDYimMaW0Yy2fr2M4PBMnrbUb/Q94l/f/hMi1qR JVI2sOt6UJgd+ZiDgffL8ekFlFSbvV0oo4EbChzGx4f9GRdb25HMsYhqlCwG5lrLq9biZkxWOiqY 22YiTra2kYMu1l1tQD30/bPm3wwYN0x18gb45AdQl1tp5j/sFB2T0FQ7R0nTNEV3j6o9feQzro1i OWA14Fm+Q8a1a8+Bvu/d/dMb2JY5uiPbhG/ktn4cqGU/er3pcvwCAAD//wMAUEsDBBQABgAIAAAA IQB8wqr1VAIAAAQFAAAOAAAAZHJzL2Uyb0RvYy54bWysVE1v2zAMvQ/YfxB0X+0E2boGcYosRYcB RVs0HXpWZCkxJouaxMTOfv0o2XGCrthh2EWmRD5+Pnp23daG7ZUPFdiCjy5yzpSVUFZ2U/Dvz7cf PnMWUNhSGLCq4AcV+PX8/btZ46ZqDFswpfKMnNgwbVzBt4hummVBblUtwgU4ZUmpwdcC6eo3WelF Q95rk43z/FPWgC+dB6lCoNebTsnnyb/WSuKD1kEhMwWn3DCdPp3reGbzmZhuvHDbSvZpiH/IohaV paCDqxuBgu189YerupIeAmi8kFBnoHUlVaqBqhnlr6pZbYVTqRZqTnBDm8L/cyvv9yv36Bm2X6Cl AcaGNC5MAz3Gelrt6/ilTBnpqYWHoW2qRSYjKL/Mr8acSVL1MnnJTmDnA35VULMoFNzTVFKzxP4u YGd6NImxjI1vpyyShAejOuWT0qwqKe44OUlUUUvj2V7QkMsfqQaKbixZRoiujBlAo7dABo+g3jbC VKLPAMzfAp6iDdYpIlgcgHVlwf8drDv7Y9VdrbFsbNctFRtr7QezhvJA8/LQUTk4eVtRV+9EwEfh ibs0ItpHfKBDG2gKDr3E2Rb8r7feoz1RirScNbQLBQ8/d8Irzsw3S2S7Gk0mcXnSZfLxckwXf65Z n2vsrl4CTWJEm+9kEqM9mqOoPdQvtLaLGJVUwkqKXXA8ikvsNpTWXqrFIhnRujiBd3blZHQduxw5 89y+CO96YiEx8h6OWyOmr/jV2UakhcUOQVeJfLHPXVf7/tOqJfr2v4W4y+f3ZHX6ec1/AwAA//8D AFBLAwQUAAYACAAAACEA6wGOH94AAAAGAQAADwAAAGRycy9kb3ducmV2LnhtbEyOwUrDQBRF94L/ MDzBjbSTxqRKzEsphS6EilhFXL5kxiQ48yZkpm3s1zuudHm5l3NPuZqsEUc9+t4xwmKegNDcONVz i/D2up3dg/CBWJFxrBG+tYdVdXlRUqHciV/0cR9aESHsC0LoQhgKKX3TaUt+7gbNsft0o6UQ49hK NdIpwq2RaZIspaWe40NHg950uvnaHywCPXd1789P5rz54PX2MdvR+80O8fpqWj+ACHoKf2P41Y/q UEWn2h1YeWEQbu/yuETIUxCxzrMMRI2QpguQVSn/61c/AAAA//8DAFBLAQItABQABgAIAAAAIQC2 gziS/gAAAOEBAAATAAAAAAAAAAAAAAAAAAAAAABbQ29udGVudF9UeXBlc10ueG1sUEsBAi0AFAAG AAgAAAAhADj9If/WAAAAlAEAAAsAAAAAAAAAAAAAAAAALwEAAF9yZWxzLy5yZWxzUEsBAi0AFAAG AAgAAAAhAHzCqvVUAgAABAUAAA4AAAAAAAAAAAAAAAAALgIAAGRycy9lMm9Eb2MueG1sUEsBAi0A FAAGAAgAAAAhAOsBjh/eAAAABgEAAA8AAAAAAAAAAAAAAAAArgQAAGRycy9kb3ducmV2LnhtbFBL BQYAAAAABAAEAPMAAAC5BQAAAAA= " w14:anchorId="21D340D5">
+              <v:shape w14:anchorId="21D340D5" id="Cuadro de texto 3" o:spid="_x0000_s1027" type="#_x0000_t202" style="position:absolute;left:0;text-align:left;margin-left:18.75pt;margin-top:2.6pt;width:8.45pt;height:8.45pt;z-index:251659264;visibility:visible;mso-wrap-style:square;mso-wrap-distance-left:9pt;mso-wrap-distance-top:0;mso-wrap-distance-right:9pt;mso-wrap-distance-bottom:0;mso-position-horizontal:absolute;mso-position-horizontal-relative:text;mso-position-vertical:absolute;mso-position-vertical-relative:text;v-text-anchor:top" o:gfxdata="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" fillcolor="white [3201]" strokecolor="black [3200]" strokeweight="2pt">
                 <v:textbox>
                   <w:txbxContent>
                     <w:p/>
@@ -3731,6 +3494,15 @@
           <w:lang w:val="es-ES_tradnl"/>
         </w:rPr>
         <w:tab/>
+      </w:r>
+      <w:r>
+        <w:rPr>
+          <w:rFonts w:ascii="Wingdings" w:hAnsi="Wingdings" w:cstheme="minorHAnsi"/>
+          <w:spacing w:val="-3"/>
+          <w:sz w:val="22"/>
+          <w:szCs w:val="22"/>
+          <w:lang w:val="es-ES_tradnl"/>
+        </w:rPr>
         <w:tab/>
       </w:r>
       <w:r>
@@ -3766,15 +3538,7 @@
           <w:szCs w:val="22"/>
           <w:lang w:val="es-ES_tradnl"/>
         </w:rPr>
-        <w:t xml:space="preserve">Importe de la Donación: {{IMPORTE}}€ ({{IMPORTE_LETRAS}} EUROS)</w:t>
-      </w:r>
-      <w:r>
-        <w:rPr>
-          <w:rFonts w:asciiTheme="minorHAnsi" w:hAnsiTheme="minorHAnsi" w:cstheme="minorHAnsi"/>
-          <w:sz w:val="22"/>
-          <w:szCs w:val="22"/>
-        </w:rPr>
-        <w:t xml:space="preserve"/>
+        <w:t>Importe de la Donación: {{IMPORTE}}€ ({{IMPORTE_LETRAS}} EUROS)</w:t>
       </w:r>
     </w:p>
     <w:p>
@@ -4029,6 +3793,7 @@
           <w:szCs w:val="22"/>
           <w:lang w:val="es-ES_tradnl"/>
         </w:rPr>
+        <w:lastRenderedPageBreak/>
         <w:t xml:space="preserve">En calidad de: </w:t>
       </w:r>
     </w:p>
@@ -4043,11 +3808,13 @@
       </w:pPr>
     </w:p>
     <w:sectPr>
-      <w:headerReference w:type="default" r:id="rId12"/>
-      <w:footerReference w:type="default" r:id="rId13"/>
+      <w:headerReference w:type="default" r:id="rId11"/>
+      <w:footerReference w:type="default" r:id="rId12"/>
+      <w:headerReference w:type="first" r:id="rId13"/>
       <w:pgSz w:w="11906" w:h="16838"/>
       <w:pgMar w:top="1797" w:right="1701" w:bottom="1417" w:left="1701" w:header="397" w:footer="708" w:gutter="0"/>
       <w:cols w:space="708"/>
+      <w:titlePg/>
       <w:docGrid w:linePitch="360"/>
     </w:sectPr>
   </w:body>
@@ -4151,13 +3918,13 @@
             </wp:anchor>
           </w:drawing>
         </mc:Choice>
-        <mc:Fallback xmlns:a14="http://schemas.microsoft.com/office/drawing/2010/main" xmlns:a="http://schemas.openxmlformats.org/drawingml/2006/main">
+        <mc:Fallback>
           <w:pict>
-            <v:shapetype id="_x0000_t202" coordsize="21600,21600" o:spt="202" path="m,l,21600r21600,l21600,xe" w14:anchorId="38ACF973">
+            <v:shapetype w14:anchorId="38ACF973" id="_x0000_t202" coordsize="21600,21600" o:spt="202" path="m,l,21600r21600,l21600,xe">
               <v:stroke joinstyle="miter"/>
               <v:path gradientshapeok="t" o:connecttype="rect"/>
             </v:shapetype>
-            <v:shape id="MSIPCM41c04b5ea11cb47ffac04b57" style="position:absolute;left:0;text-align:left;margin-left:-92.25pt;margin-top:795.4pt;width:595.3pt;height:21pt;z-index:251661312;visibility:visible;mso-wrap-style:square;mso-wrap-distance-left:9pt;mso-wrap-distance-top:0;mso-wrap-distance-right:9pt;mso-wrap-distance-bottom:0;mso-position-horizontal:absolute;mso-position-horizontal-relative:page;mso-position-vertical:absolute;mso-position-vertical-relative:page;v-text-anchor:bottom" alt="{&quot;HashCode&quot;:615583845,&quot;Height&quot;:841.0,&quot;Width&quot;:595.0,&quot;Placement&quot;:&quot;Footer&quot;,&quot;Index&quot;:&quot;Primary&quot;,&quot;Section&quot;:1,&quot;Top&quot;:0.0,&quot;Left&quot;:0.0}" o:spid="_x0000_s1029" o:allowincell="f" filled="f" stroked="f" strokeweight=".5pt" type="#_x0000_t202" o:gfxdata="UEsDBBQABgAIAAAAIQC2gziS/gAAAOEBAAATAAAAW0NvbnRlbnRfVHlwZXNdLnhtbJSRQU7DMBBF 90jcwfIWJU67QAgl6YK0S0CoHGBkTxKLZGx5TGhvj5O2G0SRWNoz/78nu9wcxkFMGNg6quQqL6RA 0s5Y6ir5vt9lD1JwBDIwOMJKHpHlpr69KfdHjyxSmriSfYz+USnWPY7AufNIadK6MEJMx9ApD/oD OlTrorhX2lFEilmcO2RdNtjC5xDF9pCuTyYBB5bi6bQ4syoJ3g9WQ0ymaiLzg5KdCXlKLjvcW893 SUOqXwnz5DrgnHtJTxOsQfEKIT7DmDSUCaxw7Rqn8787ZsmRM9e2VmPeBN4uqYvTtW7jvijg9N/y JsXecLq0q+WD6m8AAAD//wMAUEsDBBQABgAIAAAAIQA4/SH/1gAAAJQBAAALAAAAX3JlbHMvLnJl bHOkkMFqwzAMhu+DvYPRfXGawxijTi+j0GvpHsDYimMaW0Yy2fr2M4PBMnrbUb/Q94l/f/hMi1qR JVI2sOt6UJgd+ZiDgffL8ekFlFSbvV0oo4EbChzGx4f9GRdb25HMsYhqlCwG5lrLq9biZkxWOiqY 22YiTra2kYMu1l1tQD30/bPm3wwYN0x18gb45AdQl1tp5j/sFB2T0FQ7R0nTNEV3j6o9feQzro1i OWA14Fm+Q8a1a8+Bvu/d/dMb2JY5uiPbhG/ktn4cqGU/er3pcvwCAAD//wMAUEsDBBQABgAIAAAA IQCetjTfFAIAACQEAAAOAAAAZHJzL2Uyb0RvYy54bWysU01v2zAMvQ/YfxB0X2ynbboZcYqsRYYB QVsgHXpWZCk2IImapMTOfv0o2UmKbqdhF5kmKX689zS/67UiB+F8C6aixSSnRBgOdWt2Ff3xsvr0 mRIfmKmZAiMqehSe3i0+fph3thRTaEDVwhEsYnzZ2Yo2IdgyyzxvhGZ+AlYYDEpwmgX8dbusdqzD 6lpl0zyfZR242jrgwnv0PgxBukj1pRQ8PEnpRSCqojhbSKdL5zae2WLOyp1jtmn5OAb7hyk0aw02 PZd6YIGRvWv/KKVb7sCDDBMOOgMpWy7SDrhNkb/bZtMwK9IuCI63Z5j8/yvLHw8b++xI6L9CjwRG QDrrS4/OuE8vnY5fnJRgHCE8nmETfSAcnbc3s/yqwBDH2HQ2u80TrtnltnU+fBOgSTQq6pCWhBY7 rH3Ajph6SonNDKxapRI1ypCuorOrmzxdOEfwhjJ48TJrtEK/7ccFtlAfcS8HA+Xe8lWLzdfMh2fm kGOcF3UbnvCQCrAJjBYlDbhff/PHfIQeo5R0qJmK+p975gQl6rtBUr4U19dRZOkHDffWuz15zV7f A8qxwJdheTJjblAnUzrQryjrZeyGIWY49qzo9mTeh0HB+Cy4WC5TEsrJsrA2G8tj6QhjhPSlf2XO jrgHZOwRTqpi5Tv4h9yBgOU+gGwTNxHYAc0Rb5Riomx8NlHrb/9T1uVxL34DAAD//wMAUEsDBBQA BgAIAAAAIQCZ5wHu4gAAAA8BAAAPAAAAZHJzL2Rvd25yZXYueG1sTI/NTsMwEITvSLyDtUjcWiel rdIQp0IgLkgIURBnJ978NPE6it02eXu2J7jtakYz32T7yfbijKNvHSmIlxEIpNKZlmoF31+viwSE D5qM7h2hghk97PPbm0ynxl3oE8+HUAsOIZ9qBU0IQyqlLxu02i/dgMRa5UarA79jLc2oLxxue7mK oq20uiVuaPSAzw2W3eFkFaw/dkUlj509vs9v89x21c9LUSl1fzc9PYIIOIU/M1zxGR1yZirciYwX vYJFnKw37GVls4t4xdXDjTGIgq/twyoBmWfy/478FwAA//8DAFBLAQItABQABgAIAAAAIQC2gziS /gAAAOEBAAATAAAAAAAAAAAAAAAAAAAAAABbQ29udGVudF9UeXBlc10ueG1sUEsBAi0AFAAGAAgA AAAhADj9If/WAAAAlAEAAAsAAAAAAAAAAAAAAAAALwEAAF9yZWxzLy5yZWxzUEsBAi0AFAAGAAgA AAAhAJ62NN8UAgAAJAQAAA4AAAAAAAAAAAAAAAAALgIAAGRycy9lMm9Eb2MueG1sUEsBAi0AFAAG AAgAAAAhAJnnAe7iAAAADwEAAA8AAAAAAAAAAAAAAAAAbgQAAGRycy9kb3ducmV2LnhtbFBLBQYA AAAABAAEAPMAAAB9BQAAAAA= ">
+            <v:shape id="MSIPCM41c04b5ea11cb47ffac04b57" o:spid="_x0000_s1028" type="#_x0000_t202" alt="{&quot;HashCode&quot;:615583845,&quot;Height&quot;:841.0,&quot;Width&quot;:595.0,&quot;Placement&quot;:&quot;Footer&quot;,&quot;Index&quot;:&quot;Primary&quot;,&quot;Section&quot;:1,&quot;Top&quot;:0.0,&quot;Left&quot;:0.0}" style="position:absolute;left:0;text-align:left;margin-left:-92.25pt;margin-top:795.4pt;width:595.3pt;height:21pt;z-index:251661312;visibility:visible;mso-wrap-style:square;mso-wrap-distance-left:9pt;mso-wrap-distance-top:0;mso-wrap-distance-right:9pt;mso-wrap-distance-bottom:0;mso-position-horizontal:absolute;mso-position-horizontal-relative:page;mso-position-vertical:absolute;mso-position-vertical-relative:page;v-text-anchor:bottom" o:gfxdata="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" o:allowincell="f" filled="f" stroked="f" strokeweight=".5pt">
               <v:textbox inset=",0,,0">
                 <w:txbxContent>
                   <w:p>
@@ -4234,6 +4001,90 @@
 </w:hdr>
 </file>
 
+<file path=word/header2.xml><?xml version="1.0" encoding="utf-8"?>
+<w:hdr xmlns:wpc="http://schemas.microsoft.com/office/word/2010/wordprocessingCanvas" xmlns:cx="http://schemas.microsoft.com/office/drawing/2014/chartex" xmlns:cx1="http://schemas.microsoft.com/office/drawing/2015/9/8/chartex" xmlns:cx2="http://schemas.microsoft.com/office/drawing/2015/10/21/chartex" xmlns:cx3="http://schemas.microsoft.com/office/drawing/2016/5/9/chartex" xmlns:cx4="http://schemas.microsoft.com/office/drawing/2016/5/10/chartex" xmlns:cx5="http://schemas.microsoft.com/office/drawing/2016/5/11/chartex" xmlns:cx6="http://schemas.microsoft.com/office/drawing/2016/5/12/chartex" xmlns:cx7="http://schemas.microsoft.com/office/drawing/2016/5/13/chartex" xmlns:cx8="http://schemas.microsoft.com/office/drawing/2016/5/14/chartex" xmlns:mc="http://schemas.openxmlformats.org/markup-compatibility/2006" xmlns:aink="http://schemas.microsoft.com/office/drawing/2016/ink" xmlns:am3d="http://schemas.microsoft.com/office/drawing/2017/model3d" xmlns:o="urn:schemas-microsoft-com:office:office" xmlns:oel="http://schemas.microsoft.com/office/2019/extlst" xmlns:r="http://schemas.openxmlformats.org/officeDocument/2006/relationships" xmlns:m="http://schemas.openxmlformats.org/officeDocument/2006/math" xmlns:v="urn:schemas-microsoft-com:vml" xmlns:wp14="http://schemas.microsoft.com/office/word/2010/wordprocessingDrawing" xmlns:wp="http://schemas.openxmlformats.org/drawingml/2006/wordprocessingDrawing" xmlns:w10="urn:schemas-microsoft-com:office:word" xmlns:w="http://schemas.openxmlformats.org/wordprocessingml/2006/main" xmlns:w14="http://schemas.microsoft.com/office/word/2010/wordml" xmlns:w15="http://schemas.microsoft.com/office/word/2012/wordml" xmlns:w16cex="http://schemas.microsoft.com/office/word/2018/wordml/cex" xmlns:w16cid="http://schemas.microsoft.com/office/word/2016/wordml/cid" xmlns:w16="http://schemas.microsoft.com/office/word/2018/wordml" xmlns:w16du="http://schemas.microsoft.com/office/word/2023/wordml/word16du" xmlns:w16sdtdh="http://schemas.microsoft.com/office/word/2020/wordml/sdtdatahash" xmlns:w16sdtfl="http://schemas.microsoft.com/office/word/2024/wordml/sdtformatlock" xmlns:w16se="http://schemas.microsoft.com/office/word/2015/wordml/symex" xmlns:wpg="http://schemas.microsoft.com/office/word/2010/wordprocessingGroup" xmlns:wpi="http://schemas.microsoft.com/office/word/2010/wordprocessingInk" xmlns:wne="http://schemas.microsoft.com/office/word/2006/wordml" xmlns:wps="http://schemas.microsoft.com/office/word/2010/wordprocessingShape" mc:Ignorable="w14 w15 w16se w16cid w16 w16cex w16sdtdh w16sdtfl w16du wp14">
+  <w:p>
+    <w:pPr>
+      <w:pStyle w:val="Encabezado"/>
+      <w:ind w:left="-709"/>
+    </w:pPr>
+    <w:r>
+      <w:rPr>
+        <w:noProof/>
+      </w:rPr>
+      <w:drawing>
+        <wp:anchor distT="0" distB="0" distL="114935" distR="114935" simplePos="0" relativeHeight="251663360" behindDoc="1" locked="0" layoutInCell="0" allowOverlap="1" wp14:anchorId="29F09D2A" wp14:editId="0ECA15D3">
+          <wp:simplePos x="0" y="0"/>
+          <wp:positionH relativeFrom="column">
+            <wp:posOffset>4038600</wp:posOffset>
+          </wp:positionH>
+          <wp:positionV relativeFrom="paragraph">
+            <wp:posOffset>-266065</wp:posOffset>
+          </wp:positionV>
+          <wp:extent cx="1813560" cy="1242060"/>
+          <wp:effectExtent l="0" t="0" r="0" b="0"/>
+          <wp:wrapTight wrapText="bothSides">
+            <wp:wrapPolygon edited="0">
+              <wp:start x="-111" y="0"/>
+              <wp:lineTo x="-111" y="21428"/>
+              <wp:lineTo x="21600" y="21428"/>
+              <wp:lineTo x="21600" y="0"/>
+              <wp:lineTo x="-111" y="0"/>
+            </wp:wrapPolygon>
+          </wp:wrapTight>
+          <wp:docPr id="475592588" name="Imagen 2"/>
+          <wp:cNvGraphicFramePr>
+            <a:graphicFrameLocks xmlns:a="http://schemas.openxmlformats.org/drawingml/2006/main" noChangeAspect="1"/>
+          </wp:cNvGraphicFramePr>
+          <a:graphic xmlns:a="http://schemas.openxmlformats.org/drawingml/2006/main">
+            <a:graphicData uri="http://schemas.openxmlformats.org/drawingml/2006/picture">
+              <pic:pic xmlns:pic="http://schemas.openxmlformats.org/drawingml/2006/picture">
+                <pic:nvPicPr>
+                  <pic:cNvPr id="1" name="Imagen 2"/>
+                  <pic:cNvPicPr>
+                    <a:picLocks noChangeAspect="1" noChangeArrowheads="1"/>
+                  </pic:cNvPicPr>
+                </pic:nvPicPr>
+                <pic:blipFill>
+                  <a:blip r:embed="rId1"/>
+                  <a:srcRect l="-16" t="-23" r="-16" b="-23"/>
+                  <a:stretch>
+                    <a:fillRect/>
+                  </a:stretch>
+                </pic:blipFill>
+                <pic:spPr bwMode="auto">
+                  <a:xfrm>
+                    <a:off x="0" y="0"/>
+                    <a:ext cx="1813560" cy="1242060"/>
+                  </a:xfrm>
+                  <a:prstGeom prst="rect">
+                    <a:avLst/>
+                  </a:prstGeom>
+                </pic:spPr>
+              </pic:pic>
+            </a:graphicData>
+          </a:graphic>
+        </wp:anchor>
+      </w:drawing>
+    </w:r>
+    <w:r>
+      <w:t>{{LOGO}}</w:t>
+    </w:r>
+    <w:r>
+      <w:rPr>
+        <w:lang w:eastAsia="en-US"/>
+      </w:rPr>
+      <w:t xml:space="preserve"> </w:t>
+    </w:r>
+  </w:p>
+  <w:p>
+    <w:pPr>
+      <w:pStyle w:val="Encabezado"/>
+    </w:pPr>
+  </w:p>
+</w:hdr>
+</file>
+
 <file path=word/numbering.xml><?xml version="1.0" encoding="utf-8"?>
 <w:numbering xmlns:wpc="http://schemas.microsoft.com/office/word/2010/wordprocessingCanvas" xmlns:cx="http://schemas.microsoft.com/office/drawing/2014/chartex" xmlns:cx1="http://schemas.microsoft.com/office/drawing/2015/9/8/chartex" xmlns:cx2="http://schemas.microsoft.com/office/drawing/2015/10/21/chartex" xmlns:cx3="http://schemas.microsoft.com/office/drawing/2016/5/9/chartex" xmlns:cx4="http://schemas.microsoft.com/office/drawing/2016/5/10/chartex" xmlns:cx5="http://schemas.microsoft.com/office/drawing/2016/5/11/chartex" xmlns:cx6="http://schemas.microsoft.com/office/drawing/2016/5/12/chartex" xmlns:cx7="http://schemas.microsoft.com/office/drawing/2016/5/13/chartex" xmlns:cx8="http://schemas.microsoft.com/office/drawing/2016/5/14/chartex" xmlns:mc="http://schemas.openxmlformats.org/markup-compatibility/2006" xmlns:aink="http://schemas.microsoft.com/office/drawing/2016/ink" xmlns:am3d="http://schemas.microsoft.com/office/drawing/2017/model3d" xmlns:o="urn:schemas-microsoft-com:office:office" xmlns:oel="http://schemas.microsoft.com/office/2019/extlst" xmlns:r="http://schemas.openxmlformats.org/officeDocument/2006/relationships" xmlns:m="http://schemas.openxmlformats.org/officeDocument/2006/math" xmlns:v="urn:schemas-microsoft-com:vml" xmlns:wp14="http://schemas.microsoft.com/office/word/2010/wordprocessingDrawing" xmlns:wp="http://schemas.openxmlformats.org/drawingml/2006/wordprocessingDrawing" xmlns:w10="urn:schemas-microsoft-com:office:word" xmlns:w="http://schemas.openxmlformats.org/wordprocessingml/2006/main" xmlns:w14="http://schemas.microsoft.com/office/word/2010/wordml" xmlns:w15="http://schemas.microsoft.com/office/word/2012/wordml" xmlns:w16cex="http://schemas.microsoft.com/office/word/2018/wordml/cex" xmlns:w16cid="http://schemas.microsoft.com/office/word/2016/wordml/cid" xmlns:w16="http://schemas.microsoft.com/office/word/2018/wordml" xmlns:w16du="http://schemas.microsoft.com/office/word/2023/wordml/word16du" xmlns:w16sdtdh="http://schemas.microsoft.com/office/word/2020/wordml/sdtdatahash" xmlns:w16sdtfl="http://schemas.microsoft.com/office/word/2024/wordml/sdtformatlock" xmlns:w16se="http://schemas.microsoft.com/office/word/2015/wordml/symex" xmlns:wpg="http://schemas.microsoft.com/office/word/2010/wordprocessingGroup" xmlns:wpi="http://schemas.microsoft.com/office/word/2010/wordprocessingInk" xmlns:wne="http://schemas.microsoft.com/office/word/2006/wordml" xmlns:wps="http://schemas.microsoft.com/office/word/2010/wordprocessingShape" mc:Ignorable="w14 w15 w16se w16cid w16 w16cex w16sdtdh w16sdtfl w16du wp14">
   <w:abstractNum w:abstractNumId="0" w15:restartNumberingAfterBreak="0">
@@ -5282,7 +5133,7 @@
     <w:lsdException w:name="Normal Indent" w:semiHidden="1" w:unhideWhenUsed="1"/>
     <w:lsdException w:name="footnote text" w:semiHidden="1" w:unhideWhenUsed="1"/>
     <w:lsdException w:name="annotation text" w:semiHidden="1" w:unhideWhenUsed="1"/>
-    <w:lsdException w:name="header" w:semiHidden="1" w:unhideWhenUsed="1"/>
+    <w:lsdException w:name="header" w:semiHidden="1" w:uiPriority="0" w:unhideWhenUsed="1"/>
     <w:lsdException w:name="footer" w:semiHidden="1" w:unhideWhenUsed="1"/>
     <w:lsdException w:name="index heading" w:semiHidden="1" w:unhideWhenUsed="1"/>
     <w:lsdException w:name="caption" w:semiHidden="1" w:uiPriority="35" w:unhideWhenUsed="1" w:qFormat="1"/>
@@ -5673,7 +5524,6 @@
     <w:name w:val="header"/>
     <w:basedOn w:val="Normal"/>
     <w:link w:val="EncabezadoCar"/>
-    <w:uiPriority w:val="99"/>
     <w:unhideWhenUsed/>
     <w:rsid w:val="007C0B45"/>
     <w:pPr>
@@ -6239,6 +6089,30 @@
 </file>
 
 <file path=customXml/item1.xml><?xml version="1.0" encoding="utf-8"?>
+<b:Sources xmlns:b="http://schemas.openxmlformats.org/officeDocument/2006/bibliography" xmlns="http://schemas.openxmlformats.org/officeDocument/2006/bibliography" SelectedStyle="\APASixthEditionOfficeOnline.xsl" StyleName="APA" Version="6"/>
+</file>
+
+<file path=customXml/item2.xml><?xml version="1.0" encoding="utf-8"?>
+<p:properties xmlns:p="http://schemas.microsoft.com/office/2006/metadata/properties" xmlns:xsi="http://www.w3.org/2001/XMLSchema-instance" xmlns:pc="http://schemas.microsoft.com/office/infopath/2007/PartnerControls">
+  <documentManagement>
+    <TaxCatchAll xmlns="cb90855b-590b-4046-bde3-5b9a5aa76822" xsi:nil="true"/>
+    <lcf76f155ced4ddcb4097134ff3c332f xmlns="2cad0c96-b44f-494c-bd1a-65b9e73a9232">
+      <Terms xmlns="http://schemas.microsoft.com/office/infopath/2007/PartnerControls"/>
+    </lcf76f155ced4ddcb4097134ff3c332f>
+  </documentManagement>
+</p:properties>
+</file>
+
+<file path=customXml/item3.xml><?xml version="1.0" encoding="utf-8"?>
+<?mso-contentType ?>
+<FormTemplates xmlns="http://schemas.microsoft.com/sharepoint/v3/contenttype/forms">
+  <Display>DocumentLibraryForm</Display>
+  <Edit>DocumentLibraryForm</Edit>
+  <New>DocumentLibraryForm</New>
+</FormTemplates>
+</file>
+
+<file path=customXml/item4.xml><?xml version="1.0" encoding="utf-8"?>
 <ct:contentTypeSchema xmlns:ct="http://schemas.microsoft.com/office/2006/metadata/contentType" xmlns:ma="http://schemas.microsoft.com/office/2006/metadata/properties/metaAttributes" ct:_="" ma:_="" ma:contentTypeName="Documento" ma:contentTypeID="0x010100460DEE0F2C44F94598A5259A77A6205B" ma:contentTypeVersion="19" ma:contentTypeDescription="Crear nuevo documento." ma:contentTypeScope="" ma:versionID="12159bb467302f72b7035e44db06965e">
   <xsd:schema xmlns:xsd="http://www.w3.org/2001/XMLSchema" xmlns:xs="http://www.w3.org/2001/XMLSchema" xmlns:p="http://schemas.microsoft.com/office/2006/metadata/properties" xmlns:ns2="2cad0c96-b44f-494c-bd1a-65b9e73a9232" xmlns:ns3="cb90855b-590b-4046-bde3-5b9a5aa76822" targetNamespace="http://schemas.microsoft.com/office/2006/metadata/properties" ma:root="true" ma:fieldsID="e266071875ede18c6d4a0178199cd205" ns2:_="" ns3:_="">
     <xsd:import namespace="2cad0c96-b44f-494c-bd1a-65b9e73a9232"/>
@@ -6499,31 +6373,34 @@
 </ct:contentTypeSchema>
 </file>
 
-<file path=customXml/item2.xml><?xml version="1.0" encoding="utf-8"?>
-<b:Sources xmlns:b="http://schemas.openxmlformats.org/officeDocument/2006/bibliography" xmlns="http://schemas.openxmlformats.org/officeDocument/2006/bibliography" SelectedStyle="\APASixthEditionOfficeOnline.xsl" StyleName="APA" Version="6"/>
+<file path=customXml/itemProps1.xml><?xml version="1.0" encoding="utf-8"?>
+<ds:datastoreItem xmlns:ds="http://schemas.openxmlformats.org/officeDocument/2006/customXml" ds:itemID="{D133E733-E5B2-4980-98FD-328B0BF20160}">
+  <ds:schemaRefs>
+    <ds:schemaRef ds:uri="http://schemas.openxmlformats.org/officeDocument/2006/bibliography"/>
+  </ds:schemaRefs>
+</ds:datastoreItem>
 </file>
 
-<file path=customXml/item3.xml><?xml version="1.0" encoding="utf-8"?>
-<p:properties xmlns:p="http://schemas.microsoft.com/office/2006/metadata/properties" xmlns:xsi="http://www.w3.org/2001/XMLSchema-instance" xmlns:pc="http://schemas.microsoft.com/office/infopath/2007/PartnerControls">
-  <documentManagement>
-    <TaxCatchAll xmlns="cb90855b-590b-4046-bde3-5b9a5aa76822" xsi:nil="true"/>
-    <lcf76f155ced4ddcb4097134ff3c332f xmlns="2cad0c96-b44f-494c-bd1a-65b9e73a9232">
-      <Terms xmlns="http://schemas.microsoft.com/office/infopath/2007/PartnerControls"/>
-    </lcf76f155ced4ddcb4097134ff3c332f>
-  </documentManagement>
-</p:properties>
+<file path=customXml/itemProps2.xml><?xml version="1.0" encoding="utf-8"?>
+<ds:datastoreItem xmlns:ds="http://schemas.openxmlformats.org/officeDocument/2006/customXml" ds:itemID="{F03F4436-2075-4092-801C-949F844D4384}">
+  <ds:schemaRefs>
+    <ds:schemaRef ds:uri="http://schemas.microsoft.com/office/2006/metadata/properties"/>
+    <ds:schemaRef ds:uri="http://schemas.microsoft.com/office/infopath/2007/PartnerControls"/>
+    <ds:schemaRef ds:uri="cb90855b-590b-4046-bde3-5b9a5aa76822"/>
+    <ds:schemaRef ds:uri="2cad0c96-b44f-494c-bd1a-65b9e73a9232"/>
+  </ds:schemaRefs>
+</ds:datastoreItem>
 </file>
 
-<file path=customXml/item4.xml><?xml version="1.0" encoding="utf-8"?>
-<?mso-contentType ?>
-<FormTemplates xmlns="http://schemas.microsoft.com/sharepoint/v3/contenttype/forms">
-  <Display>DocumentLibraryForm</Display>
-  <Edit>DocumentLibraryForm</Edit>
-  <New>DocumentLibraryForm</New>
-</FormTemplates>
+<file path=customXml/itemProps3.xml><?xml version="1.0" encoding="utf-8"?>
+<ds:datastoreItem xmlns:ds="http://schemas.openxmlformats.org/officeDocument/2006/customXml" ds:itemID="{09158215-ABC1-4C8A-81C3-31FD8C7011E1}">
+  <ds:schemaRefs>
+    <ds:schemaRef ds:uri="http://schemas.microsoft.com/sharepoint/v3/contenttype/forms"/>
+  </ds:schemaRefs>
+</ds:datastoreItem>
 </file>
 
-<file path=customXml/itemProps1.xml><?xml version="1.0" encoding="utf-8"?>
+<file path=customXml/itemProps4.xml><?xml version="1.0" encoding="utf-8"?>
 <ds:datastoreItem xmlns:ds="http://schemas.openxmlformats.org/officeDocument/2006/customXml" ds:itemID="{4E9BD8CB-44BA-43F3-AA6D-A64040BF4C68}">
   <ds:schemaRefs>
     <ds:schemaRef ds:uri="http://schemas.microsoft.com/office/2006/metadata/contentType"/>
@@ -6540,31 +6417,4 @@
     <ds:schemaRef ds:uri="http://schemas.microsoft.com/internal/obd"/>
   </ds:schemaRefs>
 </ds:datastoreItem>
-</file>
-
-<file path=customXml/itemProps2.xml><?xml version="1.0" encoding="utf-8"?>
-<ds:datastoreItem xmlns:ds="http://schemas.openxmlformats.org/officeDocument/2006/customXml" ds:itemID="{D133E733-E5B2-4980-98FD-328B0BF20160}">
-  <ds:schemaRefs>
-    <ds:schemaRef ds:uri="http://schemas.openxmlformats.org/officeDocument/2006/bibliography"/>
-  </ds:schemaRefs>
-</ds:datastoreItem>
-</file>
-
-<file path=customXml/itemProps3.xml><?xml version="1.0" encoding="utf-8"?>
-<ds:datastoreItem xmlns:ds="http://schemas.openxmlformats.org/officeDocument/2006/customXml" ds:itemID="{F03F4436-2075-4092-801C-949F844D4384}">
-  <ds:schemaRefs>
-    <ds:schemaRef ds:uri="http://schemas.microsoft.com/office/2006/metadata/properties"/>
-    <ds:schemaRef ds:uri="http://schemas.microsoft.com/office/infopath/2007/PartnerControls"/>
-    <ds:schemaRef ds:uri="cb90855b-590b-4046-bde3-5b9a5aa76822"/>
-    <ds:schemaRef ds:uri="2cad0c96-b44f-494c-bd1a-65b9e73a9232"/>
-  </ds:schemaRefs>
-</ds:datastoreItem>
-</file>
-
-<file path=customXml/itemProps4.xml><?xml version="1.0" encoding="utf-8"?>
-<ds:datastoreItem xmlns:ds="http://schemas.openxmlformats.org/officeDocument/2006/customXml" ds:itemID="{09158215-ABC1-4C8A-81C3-31FD8C7011E1}">
-  <ds:schemaRefs>
-    <ds:schemaRef ds:uri="http://schemas.microsoft.com/sharepoint/v3/contenttype/forms"/>
-  </ds:schemaRefs>
-</ds:datastoreItem>
 </file>